--- a/Knowledge/2-Science/3-Social science/1-Linguistics/0-Intro to Linguistics/3-Wiki Source/2-Branches/Source - Branches - Wiki Source.docx
+++ b/Knowledge/2-Science/3-Social science/1-Linguistics/0-Intro to Linguistics/3-Wiki Source/2-Branches/Source - Branches - Wiki Source.docx
@@ -710,6 +710,14 @@
         </w:rPr>
         <w:t xml:space="preserve"> </w:t>
       </w:r>
+      <w:r>
+        <w:rPr>
+          <w:bCs/>
+          <w:sz w:val="18"/>
+          <w:szCs w:val="18"/>
+        </w:rPr>
+        <w:t xml:space="preserve">Data Path: Content Storage Folder -&gt; </w:t>
+      </w:r>
       <w:proofErr w:type="spellStart"/>
       <w:r>
         <w:rPr>
@@ -717,7 +725,7 @@
           <w:sz w:val="18"/>
           <w:szCs w:val="18"/>
         </w:rPr>
-        <w:t>StorageType</w:t>
+        <w:t>ContentStorage</w:t>
       </w:r>
       <w:proofErr w:type="spellEnd"/>
       <w:r>
@@ -726,7 +734,7 @@
           <w:sz w:val="18"/>
           <w:szCs w:val="18"/>
         </w:rPr>
-        <w:t xml:space="preserve">: Cloud -&gt; Platform: GitHub -&gt; Account: </w:t>
+        <w:t xml:space="preserve"> Database -&gt; Folders Table -&gt; ID Column: 8, </w:t>
       </w:r>
       <w:proofErr w:type="spellStart"/>
       <w:r>
@@ -735,7 +743,7 @@
           <w:sz w:val="18"/>
           <w:szCs w:val="18"/>
         </w:rPr>
-        <w:t>topicsscience</w:t>
+        <w:t>FolderOrFileName</w:t>
       </w:r>
       <w:proofErr w:type="spellEnd"/>
       <w:r>
@@ -744,36 +752,8 @@
           <w:sz w:val="18"/>
           <w:szCs w:val="18"/>
         </w:rPr>
-        <w:t xml:space="preserve"> -&gt; Repository: </w:t>
-      </w:r>
-      <w:proofErr w:type="spellStart"/>
-      <w:r>
-        <w:rPr>
-          <w:bCs/>
-          <w:sz w:val="18"/>
-          <w:szCs w:val="18"/>
-        </w:rPr>
-        <w:t>kingdomheartsknowledge</w:t>
-      </w:r>
-      <w:proofErr w:type="spellEnd"/>
-      <w:r>
-        <w:rPr>
-          <w:bCs/>
-          <w:sz w:val="18"/>
-          <w:szCs w:val="18"/>
-        </w:rPr>
-        <w:t xml:space="preserve"> -&gt; Path: Knowledge/2-Science/3-Social science/1-Linguistics/0-Intro to Linguistics</w:t>
-      </w:r>
-      <w:proofErr w:type="gramStart"/>
-      <w:r>
-        <w:rPr>
-          <w:bCs/>
-          <w:sz w:val="18"/>
-          <w:szCs w:val="18"/>
-        </w:rPr>
-        <w:t>/..</w:t>
-      </w:r>
-      <w:proofErr w:type="gramEnd"/>
+        <w:t xml:space="preserve"> Column: Intro to Linguistics</w:t>
+      </w:r>
     </w:p>
     <w:p>
       <w:pPr>
@@ -1504,6 +1484,14 @@
         </w:rPr>
         <w:t xml:space="preserve"> </w:t>
       </w:r>
+      <w:r>
+        <w:rPr>
+          <w:bCs/>
+          <w:sz w:val="18"/>
+          <w:szCs w:val="18"/>
+        </w:rPr>
+        <w:t xml:space="preserve">Data Path: Content Storage Folder -&gt; </w:t>
+      </w:r>
       <w:proofErr w:type="spellStart"/>
       <w:r>
         <w:rPr>
@@ -1511,7 +1499,7 @@
           <w:sz w:val="18"/>
           <w:szCs w:val="18"/>
         </w:rPr>
-        <w:t>StorageType</w:t>
+        <w:t>ContentStorage</w:t>
       </w:r>
       <w:proofErr w:type="spellEnd"/>
       <w:r>
@@ -1520,7 +1508,7 @@
           <w:sz w:val="18"/>
           <w:szCs w:val="18"/>
         </w:rPr>
-        <w:t xml:space="preserve">: Cloud -&gt; Platform: GitHub -&gt; Account: </w:t>
+        <w:t xml:space="preserve"> Database -&gt; Folders Table -&gt; ID Column: 8, </w:t>
       </w:r>
       <w:proofErr w:type="spellStart"/>
       <w:r>
@@ -1529,7 +1517,7 @@
           <w:sz w:val="18"/>
           <w:szCs w:val="18"/>
         </w:rPr>
-        <w:t>topicsscience</w:t>
+        <w:t>FolderOrFileName</w:t>
       </w:r>
       <w:proofErr w:type="spellEnd"/>
       <w:r>
@@ -1538,36 +1526,8 @@
           <w:sz w:val="18"/>
           <w:szCs w:val="18"/>
         </w:rPr>
-        <w:t xml:space="preserve"> -&gt; Repository: </w:t>
-      </w:r>
-      <w:proofErr w:type="spellStart"/>
-      <w:r>
-        <w:rPr>
-          <w:bCs/>
-          <w:sz w:val="18"/>
-          <w:szCs w:val="18"/>
-        </w:rPr>
-        <w:t>kingdomheartsknowledge</w:t>
-      </w:r>
-      <w:proofErr w:type="spellEnd"/>
-      <w:r>
-        <w:rPr>
-          <w:bCs/>
-          <w:sz w:val="18"/>
-          <w:szCs w:val="18"/>
-        </w:rPr>
-        <w:t xml:space="preserve"> -&gt; Path: Knowledge/2-Science/3-Social science/1-Linguistics/0-Intro to Linguistics</w:t>
-      </w:r>
-      <w:proofErr w:type="gramStart"/>
-      <w:r>
-        <w:rPr>
-          <w:bCs/>
-          <w:sz w:val="18"/>
-          <w:szCs w:val="18"/>
-        </w:rPr>
-        <w:t>/..</w:t>
-      </w:r>
-      <w:proofErr w:type="gramEnd"/>
+        <w:t xml:space="preserve"> Column: Intro to Linguistics</w:t>
+      </w:r>
     </w:p>
     <w:p>
       <w:pPr>
@@ -1617,6 +1577,12 @@
           <w:sz w:val="18"/>
           <w:szCs w:val="18"/>
         </w:rPr>
+      </w:pPr>
+    </w:p>
+    <w:p>
+      <w:pPr>
+        <w:spacing w:before="240" w:after="240"/>
+        <w:ind w:left="720"/>
       </w:pPr>
     </w:p>
     <w:p>
@@ -2305,6 +2271,14 @@
         </w:rPr>
         <w:t xml:space="preserve"> </w:t>
       </w:r>
+      <w:r>
+        <w:rPr>
+          <w:bCs/>
+          <w:sz w:val="18"/>
+          <w:szCs w:val="18"/>
+        </w:rPr>
+        <w:t xml:space="preserve">Data Path: Content Storage Folder -&gt; </w:t>
+      </w:r>
       <w:proofErr w:type="spellStart"/>
       <w:r>
         <w:rPr>
@@ -2312,7 +2286,7 @@
           <w:sz w:val="18"/>
           <w:szCs w:val="18"/>
         </w:rPr>
-        <w:t>StorageType</w:t>
+        <w:t>ContentStorage</w:t>
       </w:r>
       <w:proofErr w:type="spellEnd"/>
       <w:r>
@@ -2321,7 +2295,7 @@
           <w:sz w:val="18"/>
           <w:szCs w:val="18"/>
         </w:rPr>
-        <w:t xml:space="preserve">: Cloud -&gt; Platform: GitHub -&gt; Account: </w:t>
+        <w:t xml:space="preserve"> Database -&gt; Folders Table -&gt; ID Column: 8, </w:t>
       </w:r>
       <w:proofErr w:type="spellStart"/>
       <w:r>
@@ -2330,7 +2304,7 @@
           <w:sz w:val="18"/>
           <w:szCs w:val="18"/>
         </w:rPr>
-        <w:t>topicsscience</w:t>
+        <w:t>FolderOrFileName</w:t>
       </w:r>
       <w:proofErr w:type="spellEnd"/>
       <w:r>
@@ -2339,36 +2313,8 @@
           <w:sz w:val="18"/>
           <w:szCs w:val="18"/>
         </w:rPr>
-        <w:t xml:space="preserve"> -&gt; Repository: </w:t>
-      </w:r>
-      <w:proofErr w:type="spellStart"/>
-      <w:r>
-        <w:rPr>
-          <w:bCs/>
-          <w:sz w:val="18"/>
-          <w:szCs w:val="18"/>
-        </w:rPr>
-        <w:t>kingdomheartsknowledge</w:t>
-      </w:r>
-      <w:proofErr w:type="spellEnd"/>
-      <w:r>
-        <w:rPr>
-          <w:bCs/>
-          <w:sz w:val="18"/>
-          <w:szCs w:val="18"/>
-        </w:rPr>
-        <w:t xml:space="preserve"> -&gt; Path: Knowledge/2-Science/3-Social science/1-Linguistics/0-Intro to Linguistics</w:t>
-      </w:r>
-      <w:proofErr w:type="gramStart"/>
-      <w:r>
-        <w:rPr>
-          <w:bCs/>
-          <w:sz w:val="18"/>
-          <w:szCs w:val="18"/>
-        </w:rPr>
-        <w:t>/..</w:t>
-      </w:r>
-      <w:proofErr w:type="gramEnd"/>
+        <w:t xml:space="preserve"> Column: Intro to Linguistics</w:t>
+      </w:r>
     </w:p>
     <w:p>
       <w:pPr>
@@ -3116,6 +3062,14 @@
         </w:rPr>
         <w:t xml:space="preserve"> </w:t>
       </w:r>
+      <w:r>
+        <w:rPr>
+          <w:bCs/>
+          <w:sz w:val="18"/>
+          <w:szCs w:val="18"/>
+        </w:rPr>
+        <w:t xml:space="preserve">Data Path: Content Storage Folder -&gt; </w:t>
+      </w:r>
       <w:proofErr w:type="spellStart"/>
       <w:r>
         <w:rPr>
@@ -3123,7 +3077,7 @@
           <w:sz w:val="18"/>
           <w:szCs w:val="18"/>
         </w:rPr>
-        <w:t>StorageType</w:t>
+        <w:t>ContentStorage</w:t>
       </w:r>
       <w:proofErr w:type="spellEnd"/>
       <w:r>
@@ -3132,7 +3086,7 @@
           <w:sz w:val="18"/>
           <w:szCs w:val="18"/>
         </w:rPr>
-        <w:t xml:space="preserve">: Cloud -&gt; Platform: GitHub -&gt; Account: </w:t>
+        <w:t xml:space="preserve"> Database -&gt; Folders Table -&gt; ID Column: 8, </w:t>
       </w:r>
       <w:proofErr w:type="spellStart"/>
       <w:r>
@@ -3141,7 +3095,7 @@
           <w:sz w:val="18"/>
           <w:szCs w:val="18"/>
         </w:rPr>
-        <w:t>topicsscience</w:t>
+        <w:t>FolderOrFileName</w:t>
       </w:r>
       <w:proofErr w:type="spellEnd"/>
       <w:r>
@@ -3150,36 +3104,8 @@
           <w:sz w:val="18"/>
           <w:szCs w:val="18"/>
         </w:rPr>
-        <w:t xml:space="preserve"> -&gt; Repository: </w:t>
-      </w:r>
-      <w:proofErr w:type="spellStart"/>
-      <w:r>
-        <w:rPr>
-          <w:bCs/>
-          <w:sz w:val="18"/>
-          <w:szCs w:val="18"/>
-        </w:rPr>
-        <w:t>kingdomheartsknowledge</w:t>
-      </w:r>
-      <w:proofErr w:type="spellEnd"/>
-      <w:r>
-        <w:rPr>
-          <w:bCs/>
-          <w:sz w:val="18"/>
-          <w:szCs w:val="18"/>
-        </w:rPr>
-        <w:t xml:space="preserve"> -&gt; Path: Knowledge/2-Science/3-Social science/1-Linguistics/0-Intro to Linguistics</w:t>
-      </w:r>
-      <w:proofErr w:type="gramStart"/>
-      <w:r>
-        <w:rPr>
-          <w:bCs/>
-          <w:sz w:val="18"/>
-          <w:szCs w:val="18"/>
-        </w:rPr>
-        <w:t>/..</w:t>
-      </w:r>
-      <w:proofErr w:type="gramEnd"/>
+        <w:t xml:space="preserve"> Column: Intro to Linguistics</w:t>
+      </w:r>
     </w:p>
     <w:p>
       <w:pPr>
@@ -3949,6 +3875,14 @@
         </w:rPr>
         <w:t xml:space="preserve"> </w:t>
       </w:r>
+      <w:r>
+        <w:rPr>
+          <w:bCs/>
+          <w:sz w:val="18"/>
+          <w:szCs w:val="18"/>
+        </w:rPr>
+        <w:t xml:space="preserve">Data Path: Content Storage Folder -&gt; </w:t>
+      </w:r>
       <w:proofErr w:type="spellStart"/>
       <w:r>
         <w:rPr>
@@ -3956,7 +3890,7 @@
           <w:sz w:val="18"/>
           <w:szCs w:val="18"/>
         </w:rPr>
-        <w:t>StorageType</w:t>
+        <w:t>ContentStorage</w:t>
       </w:r>
       <w:proofErr w:type="spellEnd"/>
       <w:r>
@@ -3965,7 +3899,7 @@
           <w:sz w:val="18"/>
           <w:szCs w:val="18"/>
         </w:rPr>
-        <w:t xml:space="preserve">: Cloud -&gt; Platform: GitHub -&gt; Account: </w:t>
+        <w:t xml:space="preserve"> Database -&gt; Folders Table -&gt; ID Column: 8, </w:t>
       </w:r>
       <w:proofErr w:type="spellStart"/>
       <w:r>
@@ -3974,7 +3908,7 @@
           <w:sz w:val="18"/>
           <w:szCs w:val="18"/>
         </w:rPr>
-        <w:t>topicsscience</w:t>
+        <w:t>FolderOrFileName</w:t>
       </w:r>
       <w:proofErr w:type="spellEnd"/>
       <w:r>
@@ -3983,36 +3917,8 @@
           <w:sz w:val="18"/>
           <w:szCs w:val="18"/>
         </w:rPr>
-        <w:t xml:space="preserve"> -&gt; Repository: </w:t>
-      </w:r>
-      <w:proofErr w:type="spellStart"/>
-      <w:r>
-        <w:rPr>
-          <w:bCs/>
-          <w:sz w:val="18"/>
-          <w:szCs w:val="18"/>
-        </w:rPr>
-        <w:t>kingdomheartsknowledge</w:t>
-      </w:r>
-      <w:proofErr w:type="spellEnd"/>
-      <w:r>
-        <w:rPr>
-          <w:bCs/>
-          <w:sz w:val="18"/>
-          <w:szCs w:val="18"/>
-        </w:rPr>
-        <w:t xml:space="preserve"> -&gt; Path: Knowledge/2-Science/3-Social science/1-Linguistics/0-Intro to Linguistics</w:t>
-      </w:r>
-      <w:proofErr w:type="gramStart"/>
-      <w:r>
-        <w:rPr>
-          <w:bCs/>
-          <w:sz w:val="18"/>
-          <w:szCs w:val="18"/>
-        </w:rPr>
-        <w:t>/..</w:t>
-      </w:r>
-      <w:proofErr w:type="gramEnd"/>
+        <w:t xml:space="preserve"> Column: Intro to Linguistics</w:t>
+      </w:r>
     </w:p>
     <w:p>
       <w:pPr>
@@ -4738,6 +4644,14 @@
         </w:rPr>
         <w:t xml:space="preserve"> </w:t>
       </w:r>
+      <w:r>
+        <w:rPr>
+          <w:bCs/>
+          <w:sz w:val="18"/>
+          <w:szCs w:val="18"/>
+        </w:rPr>
+        <w:t xml:space="preserve">Data Path: Content Storage Folder -&gt; </w:t>
+      </w:r>
       <w:proofErr w:type="spellStart"/>
       <w:r>
         <w:rPr>
@@ -4745,7 +4659,7 @@
           <w:sz w:val="18"/>
           <w:szCs w:val="18"/>
         </w:rPr>
-        <w:t>StorageType</w:t>
+        <w:t>ContentStorage</w:t>
       </w:r>
       <w:proofErr w:type="spellEnd"/>
       <w:r>
@@ -4754,7 +4668,7 @@
           <w:sz w:val="18"/>
           <w:szCs w:val="18"/>
         </w:rPr>
-        <w:t xml:space="preserve">: Cloud -&gt; Platform: GitHub -&gt; Account: </w:t>
+        <w:t xml:space="preserve"> Database -&gt; Folders Table -&gt; ID Column: 8, </w:t>
       </w:r>
       <w:proofErr w:type="spellStart"/>
       <w:r>
@@ -4763,7 +4677,7 @@
           <w:sz w:val="18"/>
           <w:szCs w:val="18"/>
         </w:rPr>
-        <w:t>topicsscience</w:t>
+        <w:t>FolderOrFileName</w:t>
       </w:r>
       <w:proofErr w:type="spellEnd"/>
       <w:r>
@@ -4772,36 +4686,8 @@
           <w:sz w:val="18"/>
           <w:szCs w:val="18"/>
         </w:rPr>
-        <w:t xml:space="preserve"> -&gt; Repository: </w:t>
-      </w:r>
-      <w:proofErr w:type="spellStart"/>
-      <w:r>
-        <w:rPr>
-          <w:bCs/>
-          <w:sz w:val="18"/>
-          <w:szCs w:val="18"/>
-        </w:rPr>
-        <w:t>kingdomheartsknowledge</w:t>
-      </w:r>
-      <w:proofErr w:type="spellEnd"/>
-      <w:r>
-        <w:rPr>
-          <w:bCs/>
-          <w:sz w:val="18"/>
-          <w:szCs w:val="18"/>
-        </w:rPr>
-        <w:t xml:space="preserve"> -&gt; Path: Knowledge/2-Science/3-Social science/1-Linguistics/0-Intro to Linguistics</w:t>
-      </w:r>
-      <w:proofErr w:type="gramStart"/>
-      <w:r>
-        <w:rPr>
-          <w:bCs/>
-          <w:sz w:val="18"/>
-          <w:szCs w:val="18"/>
-        </w:rPr>
-        <w:t>/..</w:t>
-      </w:r>
-      <w:proofErr w:type="gramEnd"/>
+        <w:t xml:space="preserve"> Column: Intro to Linguistics</w:t>
+      </w:r>
     </w:p>
     <w:p>
       <w:pPr>
@@ -5543,6 +5429,14 @@
         </w:rPr>
         <w:t xml:space="preserve"> </w:t>
       </w:r>
+      <w:r>
+        <w:rPr>
+          <w:bCs/>
+          <w:sz w:val="18"/>
+          <w:szCs w:val="18"/>
+        </w:rPr>
+        <w:t xml:space="preserve">Data Path: Content Storage Folder -&gt; </w:t>
+      </w:r>
       <w:proofErr w:type="spellStart"/>
       <w:r>
         <w:rPr>
@@ -5550,7 +5444,7 @@
           <w:sz w:val="18"/>
           <w:szCs w:val="18"/>
         </w:rPr>
-        <w:t>StorageType</w:t>
+        <w:t>ContentStorage</w:t>
       </w:r>
       <w:proofErr w:type="spellEnd"/>
       <w:r>
@@ -5559,7 +5453,7 @@
           <w:sz w:val="18"/>
           <w:szCs w:val="18"/>
         </w:rPr>
-        <w:t xml:space="preserve">: Cloud -&gt; Platform: GitHub -&gt; Account: </w:t>
+        <w:t xml:space="preserve"> Database -&gt; Folders Table -&gt; ID Column: 8, </w:t>
       </w:r>
       <w:proofErr w:type="spellStart"/>
       <w:r>
@@ -5568,7 +5462,7 @@
           <w:sz w:val="18"/>
           <w:szCs w:val="18"/>
         </w:rPr>
-        <w:t>topicsscience</w:t>
+        <w:t>FolderOrFileName</w:t>
       </w:r>
       <w:proofErr w:type="spellEnd"/>
       <w:r>
@@ -5577,36 +5471,8 @@
           <w:sz w:val="18"/>
           <w:szCs w:val="18"/>
         </w:rPr>
-        <w:t xml:space="preserve"> -&gt; Repository: </w:t>
-      </w:r>
-      <w:proofErr w:type="spellStart"/>
-      <w:r>
-        <w:rPr>
-          <w:bCs/>
-          <w:sz w:val="18"/>
-          <w:szCs w:val="18"/>
-        </w:rPr>
-        <w:t>kingdomheartsknowledge</w:t>
-      </w:r>
-      <w:proofErr w:type="spellEnd"/>
-      <w:r>
-        <w:rPr>
-          <w:bCs/>
-          <w:sz w:val="18"/>
-          <w:szCs w:val="18"/>
-        </w:rPr>
-        <w:t xml:space="preserve"> -&gt; Path: Knowledge/2-Science/3-Social science/1-Linguistics/0-Intro to Linguistics</w:t>
-      </w:r>
-      <w:proofErr w:type="gramStart"/>
-      <w:r>
-        <w:rPr>
-          <w:bCs/>
-          <w:sz w:val="18"/>
-          <w:szCs w:val="18"/>
-        </w:rPr>
-        <w:t>/..</w:t>
-      </w:r>
-      <w:proofErr w:type="gramEnd"/>
+        <w:t xml:space="preserve"> Column: Intro to Linguistics</w:t>
+      </w:r>
     </w:p>
     <w:p>
       <w:pPr>
@@ -6342,6 +6208,14 @@
         </w:rPr>
         <w:t xml:space="preserve"> </w:t>
       </w:r>
+      <w:r>
+        <w:rPr>
+          <w:bCs/>
+          <w:sz w:val="18"/>
+          <w:szCs w:val="18"/>
+        </w:rPr>
+        <w:t xml:space="preserve">Data Path: Content Storage Folder -&gt; </w:t>
+      </w:r>
       <w:proofErr w:type="spellStart"/>
       <w:r>
         <w:rPr>
@@ -6349,7 +6223,7 @@
           <w:sz w:val="18"/>
           <w:szCs w:val="18"/>
         </w:rPr>
-        <w:t>StorageType</w:t>
+        <w:t>ContentStorage</w:t>
       </w:r>
       <w:proofErr w:type="spellEnd"/>
       <w:r>
@@ -6358,7 +6232,7 @@
           <w:sz w:val="18"/>
           <w:szCs w:val="18"/>
         </w:rPr>
-        <w:t xml:space="preserve">: Cloud -&gt; Platform: GitHub -&gt; Account: </w:t>
+        <w:t xml:space="preserve"> Database -&gt; Folders Table -&gt; ID Column: 8, </w:t>
       </w:r>
       <w:proofErr w:type="spellStart"/>
       <w:r>
@@ -6367,7 +6241,7 @@
           <w:sz w:val="18"/>
           <w:szCs w:val="18"/>
         </w:rPr>
-        <w:t>topicsscience</w:t>
+        <w:t>FolderOrFileName</w:t>
       </w:r>
       <w:proofErr w:type="spellEnd"/>
       <w:r>
@@ -6376,36 +6250,8 @@
           <w:sz w:val="18"/>
           <w:szCs w:val="18"/>
         </w:rPr>
-        <w:t xml:space="preserve"> -&gt; Repository: </w:t>
-      </w:r>
-      <w:proofErr w:type="spellStart"/>
-      <w:r>
-        <w:rPr>
-          <w:bCs/>
-          <w:sz w:val="18"/>
-          <w:szCs w:val="18"/>
-        </w:rPr>
-        <w:t>kingdomheartsknowledge</w:t>
-      </w:r>
-      <w:proofErr w:type="spellEnd"/>
-      <w:r>
-        <w:rPr>
-          <w:bCs/>
-          <w:sz w:val="18"/>
-          <w:szCs w:val="18"/>
-        </w:rPr>
-        <w:t xml:space="preserve"> -&gt; Path: Knowledge/2-Science/3-Social science/1-Linguistics/0-Intro to Linguistics</w:t>
-      </w:r>
-      <w:proofErr w:type="gramStart"/>
-      <w:r>
-        <w:rPr>
-          <w:bCs/>
-          <w:sz w:val="18"/>
-          <w:szCs w:val="18"/>
-        </w:rPr>
-        <w:t>/..</w:t>
-      </w:r>
-      <w:proofErr w:type="gramEnd"/>
+        <w:t xml:space="preserve"> Column: Intro to Linguistics</w:t>
+      </w:r>
     </w:p>
     <w:p>
       <w:pPr>
